--- a/rapports/2026-06-06/EQ7/EQ7_sup_v2/DR_072203030017/12-05-17-47.docx
+++ b/rapports/2026-06-06/EQ7/EQ7_sup_v2/DR_072203030017/12-05-17-47.docx
@@ -297,7 +297,7 @@
           <w:color w:val="1F6FEB"/>
           <w:sz w:val="22"/>
         </w:rPr>
-        <w:t>⚠ INCOHÉRENCES À CORRIGER (47)</w:t>
+        <w:t>⚠ INCOHÉRENCES À CORRIGER (44)</w:t>
       </w:r>
     </w:p>
     <w:tbl>
@@ -634,7 +634,7 @@
                 <w:color w:val="16A34A"/>
                 <w:sz w:val="16"/>
               </w:rPr>
-              <w:t>—</w:t>
+              <w:t>s02q33, s01q00b</w:t>
             </w:r>
           </w:p>
         </w:tc>
@@ -665,7 +665,7 @@
                 <w:i w:val="0"/>
                 <w:sz w:val="17"/>
               </w:rPr>
-              <w:t>Incohérence!!! seulement les écoles privées paient les frais de scolarité (y compris les frais d'inscription).</w:t>
+              <w:t>Incoherent!!! La dernière fois que momar ciss a  fréquenté l'école est 9999.</w:t>
             </w:r>
           </w:p>
         </w:tc>
@@ -698,7 +698,7 @@
                 <w:i w:val="0"/>
                 <w:sz w:val="16"/>
               </w:rPr>
-              <w:t>S02</w:t>
+              <w:t>S03</w:t>
               <w:br/>
             </w:r>
             <w:r>
@@ -708,7 +708,7 @@
                 <w:color w:val="64748B"/>
                 <w:sz w:val="14"/>
               </w:rPr>
-              <w:t>Éducation</w:t>
+              <w:t>Santé</w:t>
             </w:r>
           </w:p>
         </w:tc>
@@ -724,7 +724,7 @@
                 <w:color w:val="16A34A"/>
                 <w:sz w:val="16"/>
               </w:rPr>
-              <w:t>s02q33, s01q00b</w:t>
+              <w:t>—</w:t>
             </w:r>
           </w:p>
         </w:tc>
@@ -755,7 +755,7 @@
                 <w:i w:val="0"/>
                 <w:sz w:val="17"/>
               </w:rPr>
-              <w:t>Incoherent!!! La dernière fois que momar ciss a  fréquenté l'école est 9999.</w:t>
+              <w:t>Avertissement!!! La distance parcourue (De 5 à moins de 10 Km) et le temps (De 15 à moins de 30 mn) donné par momar ciss semble incoherent pour accéder au lieu de la consultation.</w:t>
             </w:r>
           </w:p>
         </w:tc>
@@ -770,10 +770,10 @@
               <w:rPr>
                 <w:b/>
                 <w:i w:val="0"/>
-                <w:color w:val="DC2626"/>
+                <w:color w:val="EA580C"/>
                 <w:sz w:val="16"/>
               </w:rPr>
-              <w:t>Haute</w:t>
+              <w:t>Moyenne</w:t>
             </w:r>
           </w:p>
         </w:tc>
@@ -788,7 +788,7 @@
                 <w:i w:val="0"/>
                 <w:sz w:val="16"/>
               </w:rPr>
-              <w:t>S03</w:t>
+              <w:t>S01</w:t>
               <w:br/>
             </w:r>
             <w:r>
@@ -798,7 +798,7 @@
                 <w:color w:val="64748B"/>
                 <w:sz w:val="14"/>
               </w:rPr>
-              <w:t>Santé</w:t>
+              <w:t>Démographie</w:t>
             </w:r>
           </w:p>
         </w:tc>
@@ -814,7 +814,7 @@
                 <w:color w:val="16A34A"/>
                 <w:sz w:val="16"/>
               </w:rPr>
-              <w:t>—</w:t>
+              <w:t>s01q00a, s01q02, s01q00b</w:t>
             </w:r>
           </w:p>
         </w:tc>
@@ -845,7 +845,7 @@
                 <w:i w:val="0"/>
                 <w:sz w:val="17"/>
               </w:rPr>
-              <w:t>Avertissement!!! La distance parcourue (De 5 à moins de 10 Km) et le temps (De 15 à moins de 30 mn) donné par momar ciss semble incoherent pour accéder au lieu de la consultation.</w:t>
+              <w:t>La première personne ( Mareme Ciss ) dans le listing des membres du ménage ne correspond pas au chef de ménage c'est-à-dire que le chef de ménage la première personne sur la liste, prière de corriger.</w:t>
             </w:r>
           </w:p>
         </w:tc>
@@ -878,7 +878,7 @@
                 <w:i w:val="0"/>
                 <w:sz w:val="16"/>
               </w:rPr>
-              <w:t>S01</w:t>
+              <w:t>S02</w:t>
               <w:br/>
             </w:r>
             <w:r>
@@ -888,7 +888,7 @@
                 <w:color w:val="64748B"/>
                 <w:sz w:val="14"/>
               </w:rPr>
-              <w:t>Démographie</w:t>
+              <w:t>Éducation</w:t>
             </w:r>
           </w:p>
         </w:tc>
@@ -904,7 +904,7 @@
                 <w:color w:val="16A34A"/>
                 <w:sz w:val="16"/>
               </w:rPr>
-              <w:t>s01q00a, s01q02, s01q00b</w:t>
+              <w:t>s01q23, s01q00b, s01q23_autre</w:t>
             </w:r>
           </w:p>
         </w:tc>
@@ -935,7 +935,7 @@
                 <w:i w:val="0"/>
                 <w:sz w:val="17"/>
               </w:rPr>
-              <w:t>La première personne ( Mareme Ciss ) dans le listing des membres du ménage ne correspond pas au chef de ménage c'est-à-dire que le chef de ménage la première personne sur la liste, prière de corriger.</w:t>
+              <w:t>La raison principale que Assane ciss n'a pas fait des études dans une école formelle est PRÉFÉRENCE POUR L’ÉCOLE CORANIQUE et semble exister dans les modalités, prière de prendre attache avec le QG pour plus d'explication afin de la classer bien.</w:t>
             </w:r>
           </w:p>
         </w:tc>
@@ -994,7 +994,7 @@
                 <w:color w:val="16A34A"/>
                 <w:sz w:val="16"/>
               </w:rPr>
-              <w:t>—</w:t>
+              <w:t>s01q23, s01q00b, s01q23_autre</w:t>
             </w:r>
           </w:p>
         </w:tc>
@@ -1025,7 +1025,7 @@
                 <w:i w:val="0"/>
                 <w:sz w:val="17"/>
               </w:rPr>
-              <w:t>veuillez, s'il vous plait, confirmer les frais de scolarité ( 5000 FCFA) payée de Mariama ciss avec le QG ou apporter les corrections nécessaires.</w:t>
+              <w:t>La raison principale que Ousseynou ciss n'a pas fait des études dans une école formelle est PRÉFÉRENCE POUR L’ÉCOLE CORANIQUE et semble exister dans les modalités, prière de prendre attache avec le QG pour plus d'explication afin de la classer bien.</w:t>
             </w:r>
           </w:p>
         </w:tc>
@@ -1115,7 +1115,7 @@
                 <w:i w:val="0"/>
                 <w:sz w:val="17"/>
               </w:rPr>
-              <w:t>La raison principale que Assane ciss n'a pas fait des études dans une école formelle est PRÉFÉRENCE POUR L’ÉCOLE CORANIQUE et semble exister dans les modalités, prière de prendre attache avec le QG pour plus d'explication afin de la classer bien.</w:t>
+              <w:t>Le domaine que momar ciss bénéficié de cette formation est SOUDEUR et semble exister dans les modalités, prière de prendre attache avec le QG pour plus d'explication afin de la classer bien.</w:t>
             </w:r>
           </w:p>
         </w:tc>
@@ -1174,7 +1174,7 @@
                 <w:color w:val="16A34A"/>
                 <w:sz w:val="16"/>
               </w:rPr>
-              <w:t>s01q23, s01q00b, s01q23_autre</w:t>
+              <w:t>—</w:t>
             </w:r>
           </w:p>
         </w:tc>
@@ -1205,7 +1205,7 @@
                 <w:i w:val="0"/>
                 <w:sz w:val="17"/>
               </w:rPr>
-              <w:t>La raison principale que Ousseynou ciss n'a pas fait des études dans une école formelle est PRÉFÉRENCE POUR L’ÉCOLE CORANIQUE et semble exister dans les modalités, prière de prendre attache avec le QG pour plus d'explication afin de la classer bien.</w:t>
+              <w:t>Prière de vous adresser à momar ciss pour avoir l'année exacte.</w:t>
             </w:r>
           </w:p>
         </w:tc>
@@ -1238,7 +1238,7 @@
                 <w:i w:val="0"/>
                 <w:sz w:val="16"/>
               </w:rPr>
-              <w:t>S02</w:t>
+              <w:t>S03</w:t>
               <w:br/>
             </w:r>
             <w:r>
@@ -1248,7 +1248,7 @@
                 <w:color w:val="64748B"/>
                 <w:sz w:val="14"/>
               </w:rPr>
-              <w:t>Éducation</w:t>
+              <w:t>Santé</w:t>
             </w:r>
           </w:p>
         </w:tc>
@@ -1264,7 +1264,7 @@
                 <w:color w:val="16A34A"/>
                 <w:sz w:val="16"/>
               </w:rPr>
-              <w:t>s01q23, s01q00b, s01q23_autre</w:t>
+              <w:t>—</w:t>
             </w:r>
           </w:p>
         </w:tc>
@@ -1295,7 +1295,7 @@
                 <w:i w:val="0"/>
                 <w:sz w:val="17"/>
               </w:rPr>
-              <w:t>Le domaine que momar ciss bénéficié de cette formation est SOUDEUR et semble exister dans les modalités, prière de prendre attache avec le QG pour plus d'explication afin de la classer bien.</w:t>
+              <w:t>Prière de vérifier le temps ou la distance auprès de l'enquêté et confirmer cette information avec le QG.</w:t>
             </w:r>
           </w:p>
         </w:tc>
@@ -1328,7 +1328,7 @@
                 <w:i w:val="0"/>
                 <w:sz w:val="16"/>
               </w:rPr>
-              <w:t>S02</w:t>
+              <w:t>S03</w:t>
               <w:br/>
             </w:r>
             <w:r>
@@ -1338,7 +1338,7 @@
                 <w:color w:val="64748B"/>
                 <w:sz w:val="14"/>
               </w:rPr>
-              <w:t>Éducation</w:t>
+              <w:t>Santé</w:t>
             </w:r>
           </w:p>
         </w:tc>
@@ -1354,7 +1354,7 @@
                 <w:color w:val="16A34A"/>
                 <w:sz w:val="16"/>
               </w:rPr>
-              <w:t>—</w:t>
+              <w:t>s01q41a, s02q20, s02q22, s03q07, s03q02, s01q00b, s03q02_autre</w:t>
             </w:r>
           </w:p>
         </w:tc>
@@ -1385,7 +1385,7 @@
                 <w:i w:val="0"/>
                 <w:sz w:val="17"/>
               </w:rPr>
-              <w:t>Prière de vous adresser à momar ciss pour avoir l'année exacte.</w:t>
+              <w:t>Le principal problème de santé que momar ciss a eu est mal a la poitrine, prière de prendre attache avec le QG pour plus d'explication afin de le classer bien.</w:t>
             </w:r>
           </w:p>
         </w:tc>
@@ -1444,7 +1444,7 @@
                 <w:color w:val="16A34A"/>
                 <w:sz w:val="16"/>
               </w:rPr>
-              <w:t>—</w:t>
+              <w:t>s01q41a, s02q20, s02q22, s03q07, s03q02, s01q00b, s03q02_autre</w:t>
             </w:r>
           </w:p>
         </w:tc>
@@ -1475,7 +1475,7 @@
                 <w:i w:val="0"/>
                 <w:sz w:val="17"/>
               </w:rPr>
-              <w:t>Prière de vérifier le temps ou la distance auprès de l'enquêté et confirmer cette information avec le QG.</w:t>
+              <w:t>Le moyen principal que Mareme Ciss utilise pour se protéger des piqûres de moustiques en dehors de la moustiquaire est UTILISER UN VENTILATEUR, prière de prendre attache avec le QG pour plus d'explication afin de le classer bien.</w:t>
             </w:r>
           </w:p>
         </w:tc>
@@ -1565,7 +1565,7 @@
                 <w:i w:val="0"/>
                 <w:sz w:val="17"/>
               </w:rPr>
-              <w:t>Le principal problème de santé que momar ciss a eu est mal a la poitrine, prière de prendre attache avec le QG pour plus d'explication afin de le classer bien.</w:t>
+              <w:t>Le moyen principal que Mariama ciss utilise pour se protéger des piqûres de moustiques en dehors de la moustiquaire est allumer ventilo, prière de prendre attache avec le QG pour plus d'explication afin de le classer bien.</w:t>
             </w:r>
           </w:p>
         </w:tc>
@@ -1655,7 +1655,7 @@
                 <w:i w:val="0"/>
                 <w:sz w:val="17"/>
               </w:rPr>
-              <w:t>Le moyen principal que Mareme Ciss utilise pour se protéger des piqûres de moustiques en dehors de la moustiquaire est UTILISER UN VENTILATEUR, prière de prendre attache avec le QG pour plus d'explication afin de le classer bien.</w:t>
+              <w:t>Le moyen principal que seynabou ciss utilise pour se protéger des piqûres de moustiques en dehors de la moustiquaire est allumer ventilo, prière de prendre attache avec le QG pour plus d'explication afin de le classer bien.</w:t>
             </w:r>
           </w:p>
         </w:tc>
@@ -1745,7 +1745,7 @@
                 <w:i w:val="0"/>
                 <w:sz w:val="17"/>
               </w:rPr>
-              <w:t>Le moyen principal que Mariama ciss utilise pour se protéger des piqûres de moustiques en dehors de la moustiquaire est allumer ventilo, prière de prendre attache avec le QG pour plus d'explication afin de le classer bien.</w:t>
+              <w:t>Le principal problème de santé que Ousseynou ciss a eu est maux de tete, prière de prendre attache avec le QG pour plus d'explication afin de le classer bien.</w:t>
             </w:r>
           </w:p>
         </w:tc>
@@ -1778,7 +1778,7 @@
                 <w:i w:val="0"/>
                 <w:sz w:val="16"/>
               </w:rPr>
-              <w:t>S03</w:t>
+              <w:t>S06</w:t>
               <w:br/>
             </w:r>
             <w:r>
@@ -1788,7 +1788,7 @@
                 <w:color w:val="64748B"/>
                 <w:sz w:val="14"/>
               </w:rPr>
-              <w:t>Santé</w:t>
+              <w:t>Crédit &amp; épargne</w:t>
             </w:r>
           </w:p>
         </w:tc>
@@ -1804,7 +1804,7 @@
                 <w:color w:val="16A34A"/>
                 <w:sz w:val="16"/>
               </w:rPr>
-              <w:t>s01q41a, s02q20, s02q22, s03q07, s03q02, s01q00b, s03q02_autre</w:t>
+              <w:t>s01q23, s01q00b, s01q23_autre</w:t>
             </w:r>
           </w:p>
         </w:tc>
@@ -1835,7 +1835,7 @@
                 <w:i w:val="0"/>
                 <w:sz w:val="17"/>
               </w:rPr>
-              <w:t>Le moyen principal que seynabou ciss utilise pour se protéger des piqûres de moustiques en dehors de la moustiquaire est allumer ventilo, prière de prendre attache avec le QG pour plus d'explication afin de le classer bien.</w:t>
+              <w:t>La  raison pourquoi Mody ciss n'a pas demandé de crédit auprès d'une institution financière au cours des 12 derniers mois est peur de dette et semble exister dans les modalités, prière de prendre attache avec le QG pour plus d'explication afin de la classer bien.</w:t>
             </w:r>
           </w:p>
         </w:tc>
@@ -1868,7 +1868,7 @@
                 <w:i w:val="0"/>
                 <w:sz w:val="16"/>
               </w:rPr>
-              <w:t>S03</w:t>
+              <w:t>S06</w:t>
               <w:br/>
             </w:r>
             <w:r>
@@ -1878,7 +1878,7 @@
                 <w:color w:val="64748B"/>
                 <w:sz w:val="14"/>
               </w:rPr>
-              <w:t>Santé</w:t>
+              <w:t>Crédit &amp; épargne</w:t>
             </w:r>
           </w:p>
         </w:tc>
@@ -1894,7 +1894,7 @@
                 <w:color w:val="16A34A"/>
                 <w:sz w:val="16"/>
               </w:rPr>
-              <w:t>s01q41a, s02q20, s02q22, s03q07, s03q02, s01q00b, s03q02_autre</w:t>
+              <w:t>s01q23, s01q00b, s01q23_autre</w:t>
             </w:r>
           </w:p>
         </w:tc>
@@ -1925,7 +1925,7 @@
                 <w:i w:val="0"/>
                 <w:sz w:val="17"/>
               </w:rPr>
-              <w:t>Le principal problème de santé que Ousseynou ciss a eu est maux de tete, prière de prendre attache avec le QG pour plus d'explication afin de le classer bien.</w:t>
+              <w:t>La  raison pourquoi Ousseynou ciss n'a pas demandé de crédit auprès d'une institution financière au cours des 12 derniers mois est ne sait pas et semble exister dans les modalités, prière de prendre attache avec le QG pour plus d'explication afin de la classer bien.</w:t>
             </w:r>
           </w:p>
         </w:tc>
@@ -2015,7 +2015,7 @@
                 <w:i w:val="0"/>
                 <w:sz w:val="17"/>
               </w:rPr>
-              <w:t>La  raison pourquoi Mody ciss n'a pas demandé de crédit auprès d'une institution financière au cours des 12 derniers mois est peur de dette et semble exister dans les modalités, prière de prendre attache avec le QG pour plus d'explication afin de la classer bien.</w:t>
+              <w:t>La  raison pourquoi momar ciss n'a pas demandé de crédit auprès d'une institution financière au cours des 12 derniers mois est ne sait pas pourquoi et semble exister dans les modalités, prière de prendre attache avec le QG pour plus d'explication afin de la classer bien.</w:t>
             </w:r>
           </w:p>
         </w:tc>
@@ -2048,7 +2048,7 @@
                 <w:i w:val="0"/>
                 <w:sz w:val="16"/>
               </w:rPr>
-              <w:t>S06</w:t>
+              <w:t>S07</w:t>
               <w:br/>
             </w:r>
             <w:r>
@@ -2058,7 +2058,7 @@
                 <w:color w:val="64748B"/>
                 <w:sz w:val="14"/>
               </w:rPr>
-              <w:t>Crédit &amp; épargne</w:t>
+              <w:t>Consommation alimentaire</w:t>
             </w:r>
           </w:p>
         </w:tc>
@@ -2074,7 +2074,7 @@
                 <w:color w:val="16A34A"/>
                 <w:sz w:val="16"/>
               </w:rPr>
-              <w:t>s01q23, s01q00b, s01q23_autre</w:t>
+              <w:t>—</w:t>
             </w:r>
           </w:p>
         </w:tc>
@@ -2105,7 +2105,7 @@
                 <w:i w:val="0"/>
                 <w:sz w:val="17"/>
               </w:rPr>
-              <w:t>La  raison pourquoi Ousseynou ciss n'a pas demandé de crédit auprès d'une institution financière au cours des 12 derniers mois est ne sait pas et semble exister dans les modalités, prière de prendre attache avec le QG pour plus d'explication afin de la classer bien.</w:t>
+              <w:t>Attention ! Le prix unitaire d'achat (19500 Fcfa) de Riz local brisé en Sac (50 Kg) (taille unique) est relativement élevé par rapport aux autres prix observés dans cette zone.</w:t>
             </w:r>
           </w:p>
         </w:tc>
@@ -2138,7 +2138,7 @@
                 <w:i w:val="0"/>
                 <w:sz w:val="16"/>
               </w:rPr>
-              <w:t>S06</w:t>
+              <w:t>S07</w:t>
               <w:br/>
             </w:r>
             <w:r>
@@ -2148,7 +2148,7 @@
                 <w:color w:val="64748B"/>
                 <w:sz w:val="14"/>
               </w:rPr>
-              <w:t>Crédit &amp; épargne</w:t>
+              <w:t>Consommation alimentaire</w:t>
             </w:r>
           </w:p>
         </w:tc>
@@ -2164,7 +2164,7 @@
                 <w:color w:val="16A34A"/>
                 <w:sz w:val="16"/>
               </w:rPr>
-              <w:t>s01q23, s01q00b, s01q23_autre</w:t>
+              <w:t>—</w:t>
             </w:r>
           </w:p>
         </w:tc>
@@ -2195,7 +2195,7 @@
                 <w:i w:val="0"/>
                 <w:sz w:val="17"/>
               </w:rPr>
-              <w:t>La  raison pourquoi momar ciss n'a pas demandé de crédit auprès d'une institution financière au cours des 12 derniers mois est ne sait pas pourquoi et semble exister dans les modalités, prière de prendre attache avec le QG pour plus d'explication afin de la classer bien.</w:t>
+              <w:t>Prière de corriger ou de confirmer avec le QG.</w:t>
             </w:r>
           </w:p>
         </w:tc>
@@ -2228,7 +2228,7 @@
                 <w:i w:val="0"/>
                 <w:sz w:val="16"/>
               </w:rPr>
-              <w:t>S07</w:t>
+              <w:t>S09</w:t>
               <w:br/>
             </w:r>
             <w:r>
@@ -2238,7 +2238,7 @@
                 <w:color w:val="64748B"/>
                 <w:sz w:val="14"/>
               </w:rPr>
-              <w:t>Consommation alimentaire</w:t>
+              <w:t>Dépenses non alimentaires</w:t>
             </w:r>
           </w:p>
         </w:tc>
@@ -2285,7 +2285,7 @@
                 <w:i w:val="0"/>
                 <w:sz w:val="17"/>
               </w:rPr>
-              <w:t>Attention ! Le prix unitaire d'achat (19500 Fcfa) de Riz local brisé en Sac (50 Kg) (taille unique) est relativement élevé par rapport aux autres prix observés dans cette zone.</w:t>
+              <w:t>Attention ! La dépense du ménage de MAREME CISS (3500 Fcfa) au cours de 3 derniers mois de Aliments, frais d'entretien, frais de vétérinaire des animaux de compagnie (chiens, chats, etc.</w:t>
             </w:r>
           </w:p>
         </w:tc>
@@ -2318,7 +2318,7 @@
                 <w:i w:val="0"/>
                 <w:sz w:val="16"/>
               </w:rPr>
-              <w:t>S07</w:t>
+              <w:t>S09</w:t>
               <w:br/>
             </w:r>
             <w:r>
@@ -2328,7 +2328,7 @@
                 <w:color w:val="64748B"/>
                 <w:sz w:val="14"/>
               </w:rPr>
-              <w:t>Consommation alimentaire</w:t>
+              <w:t>Dépenses non alimentaires</w:t>
             </w:r>
           </w:p>
         </w:tc>
@@ -2375,7 +2375,7 @@
                 <w:i w:val="0"/>
                 <w:sz w:val="17"/>
               </w:rPr>
-              <w:t>Prière de corriger ou de confirmer avec le QG.</w:t>
+              <w:t>) est relativement élevé.</w:t>
             </w:r>
           </w:p>
         </w:tc>
@@ -2465,7 +2465,7 @@
                 <w:i w:val="0"/>
                 <w:sz w:val="17"/>
               </w:rPr>
-              <w:t>Attention ! La dépense du ménage de MAREME CISS (3500 Fcfa) au cours de 3 derniers mois de Aliments, frais d'entretien, frais de vétérinaire des animaux de compagnie (chiens, chats, etc.</w:t>
+              <w:t>Prière de corriger ou de confirmer avec le QG.</w:t>
             </w:r>
           </w:p>
         </w:tc>
@@ -2498,7 +2498,7 @@
                 <w:i w:val="0"/>
                 <w:sz w:val="16"/>
               </w:rPr>
-              <w:t>S09</w:t>
+              <w:t>S10</w:t>
               <w:br/>
             </w:r>
             <w:r>
@@ -2508,7 +2508,7 @@
                 <w:color w:val="64748B"/>
                 <w:sz w:val="14"/>
               </w:rPr>
-              <w:t>Dépenses non alimentaires</w:t>
+              <w:t>Logement</w:t>
             </w:r>
           </w:p>
         </w:tc>
@@ -2524,7 +2524,7 @@
                 <w:color w:val="16A34A"/>
                 <w:sz w:val="16"/>
               </w:rPr>
-              <w:t>—</w:t>
+              <w:t>s10q57</w:t>
             </w:r>
           </w:p>
         </w:tc>
@@ -2555,7 +2555,7 @@
                 <w:i w:val="0"/>
                 <w:sz w:val="17"/>
               </w:rPr>
-              <w:t>) est relativement élevé.</w:t>
+              <w:t>Veuillez, s'il vous plaît, donner une valeur exacte ou estimée du montant à renseigner different de 9999 dans les champs s1046 à s10q57 pour ÉLECTRICIEN POUR SON PROPRE COMPTE.</w:t>
             </w:r>
           </w:p>
         </w:tc>
@@ -2588,7 +2588,7 @@
                 <w:i w:val="0"/>
                 <w:sz w:val="16"/>
               </w:rPr>
-              <w:t>S09</w:t>
+              <w:t>S11</w:t>
               <w:br/>
             </w:r>
             <w:r>
@@ -2598,7 +2598,7 @@
                 <w:color w:val="64748B"/>
                 <w:sz w:val="14"/>
               </w:rPr>
-              <w:t>Dépenses non alimentaires</w:t>
+              <w:t>Logement / cadre de vie</w:t>
             </w:r>
           </w:p>
         </w:tc>
@@ -2614,7 +2614,7 @@
                 <w:color w:val="16A34A"/>
                 <w:sz w:val="16"/>
               </w:rPr>
-              <w:t>—</w:t>
+              <w:t>s00q11, s01q03b, s01q04b, s02q01__1, s02q02__1, s02q03__1, s02q04, s02q15</w:t>
             </w:r>
           </w:p>
         </w:tc>
@@ -2645,7 +2645,7 @@
                 <w:i w:val="0"/>
                 <w:sz w:val="17"/>
               </w:rPr>
-              <w:t>Prière de corriger ou de confirmer avec le QG.</w:t>
+              <w:t>Le montant (90000 FCFA) du loyer mensuel payé pour un logement comme le votre (Maison Basse) dans ce village/quartier est trop élevé, Veuillez s'il vous plaît corriger cette information.</w:t>
             </w:r>
           </w:p>
         </w:tc>
@@ -2678,7 +2678,7 @@
                 <w:i w:val="0"/>
                 <w:sz w:val="16"/>
               </w:rPr>
-              <w:t>S10</w:t>
+              <w:t>S11</w:t>
               <w:br/>
             </w:r>
             <w:r>
@@ -2688,7 +2688,7 @@
                 <w:color w:val="64748B"/>
                 <w:sz w:val="14"/>
               </w:rPr>
-              <w:t>Logement</w:t>
+              <w:t>Logement / cadre de vie</w:t>
             </w:r>
           </w:p>
         </w:tc>
@@ -2704,7 +2704,7 @@
                 <w:color w:val="16A34A"/>
                 <w:sz w:val="16"/>
               </w:rPr>
-              <w:t>s10q57</w:t>
+              <w:t>s01q23, s01q00b, s01q23_autre</w:t>
             </w:r>
           </w:p>
         </w:tc>
@@ -2735,7 +2735,7 @@
                 <w:i w:val="0"/>
                 <w:sz w:val="17"/>
               </w:rPr>
-              <w:t>Veuillez, s'il vous plaît, donner une valeur exacte ou estimée du montant à renseigner different de 9999 dans les champs s1046 à s10q57 pour ÉLECTRICIEN POUR SON PROPRE COMPTE.</w:t>
+              <w:t>En cas de coupure de courant du réseau, la source d’énergie que le ménage utilise est torche telephone et semble exister dans les modalités, prière de prendre attache avec le QG pour plus d'explication afin de la classer bien.</w:t>
             </w:r>
           </w:p>
         </w:tc>
@@ -2768,7 +2768,7 @@
                 <w:i w:val="0"/>
                 <w:sz w:val="16"/>
               </w:rPr>
-              <w:t>S11</w:t>
+              <w:t>S12</w:t>
               <w:br/>
             </w:r>
             <w:r>
@@ -2778,7 +2778,7 @@
                 <w:color w:val="64748B"/>
                 <w:sz w:val="14"/>
               </w:rPr>
-              <w:t>Logement / cadre de vie</w:t>
+              <w:t>Avoirs / biens durables</w:t>
             </w:r>
           </w:p>
         </w:tc>
@@ -2794,7 +2794,7 @@
                 <w:color w:val="16A34A"/>
                 <w:sz w:val="16"/>
               </w:rPr>
-              <w:t>s00q11, s01q03b, s01q04b, s02q01__1, s02q02__1, s02q03__1, s02q04, s02q15</w:t>
+              <w:t>—</w:t>
             </w:r>
           </w:p>
         </w:tc>
@@ -2825,277 +2825,7 @@
                 <w:i w:val="0"/>
                 <w:sz w:val="17"/>
               </w:rPr>
-              <w:t>Le montant (90000 FCFA) du loyer mensuel payé pour un logement comme le votre (Maison Basse) dans ce village/quartier est trop élevé, Veuillez s'il vous plaît corriger cette information.</w:t>
-            </w:r>
-          </w:p>
-        </w:tc>
-      </w:tr>
-      <w:tr>
-        <w:tc>
-          <w:tcPr>
-            <w:tcW w:type="dxa" w:w="964"/>
-          </w:tcPr>
-          <w:p>
-            <w:r>
-              <w:rPr>
-                <w:b/>
-                <w:i w:val="0"/>
-                <w:color w:val="EA580C"/>
-                <w:sz w:val="16"/>
-              </w:rPr>
-              <w:t>Moyenne</w:t>
-            </w:r>
-          </w:p>
-        </w:tc>
-        <w:tc>
-          <w:tcPr>
-            <w:tcW w:type="dxa" w:w="1247"/>
-          </w:tcPr>
-          <w:p>
-            <w:r>
-              <w:rPr>
-                <w:b/>
-                <w:i w:val="0"/>
-                <w:sz w:val="16"/>
-              </w:rPr>
-              <w:t>S11</w:t>
-              <w:br/>
-            </w:r>
-            <w:r>
-              <w:rPr>
-                <w:b w:val="0"/>
-                <w:i w:val="0"/>
-                <w:color w:val="64748B"/>
-                <w:sz w:val="14"/>
-              </w:rPr>
-              <w:t>Logement / cadre de vie</w:t>
-            </w:r>
-          </w:p>
-        </w:tc>
-        <w:tc>
-          <w:tcPr>
-            <w:tcW w:type="dxa" w:w="1531"/>
-          </w:tcPr>
-          <w:p>
-            <w:r>
-              <w:rPr>
-                <w:b/>
-                <w:i w:val="0"/>
-                <w:color w:val="16A34A"/>
-                <w:sz w:val="16"/>
-              </w:rPr>
-              <w:t>s01q23, s01q00b, s01q23_autre</w:t>
-            </w:r>
-          </w:p>
-        </w:tc>
-        <w:tc>
-          <w:tcPr>
-            <w:tcW w:type="dxa" w:w="1191"/>
-          </w:tcPr>
-          <w:p>
-            <w:r>
-              <w:rPr>
-                <w:b w:val="0"/>
-                <w:i w:val="0"/>
-                <w:color w:val="64748B"/>
-                <w:sz w:val="16"/>
-              </w:rPr>
-              <w:t>GT-CQ</w:t>
-            </w:r>
-          </w:p>
-        </w:tc>
-        <w:tc>
-          <w:tcPr>
-            <w:tcW w:type="dxa" w:w="4706"/>
-          </w:tcPr>
-          <w:p>
-            <w:r>
-              <w:rPr>
-                <w:b w:val="0"/>
-                <w:i w:val="0"/>
-                <w:sz w:val="17"/>
-              </w:rPr>
-              <w:t>En cas de coupure de courant du réseau, la source d’énergie que le ménage utilise est torche telephone et semble exister dans les modalités, prière de prendre attache avec le QG pour plus d'explication afin de la classer bien.</w:t>
-            </w:r>
-          </w:p>
-        </w:tc>
-      </w:tr>
-      <w:tr>
-        <w:tc>
-          <w:tcPr>
-            <w:tcW w:type="dxa" w:w="964"/>
-          </w:tcPr>
-          <w:p>
-            <w:r>
-              <w:rPr>
-                <w:b/>
-                <w:i w:val="0"/>
-                <w:color w:val="EA580C"/>
-                <w:sz w:val="16"/>
-              </w:rPr>
-              <w:t>Moyenne</w:t>
-            </w:r>
-          </w:p>
-        </w:tc>
-        <w:tc>
-          <w:tcPr>
-            <w:tcW w:type="dxa" w:w="1247"/>
-          </w:tcPr>
-          <w:p>
-            <w:r>
-              <w:rPr>
-                <w:b/>
-                <w:i w:val="0"/>
-                <w:sz w:val="16"/>
-              </w:rPr>
-              <w:t>S12</w:t>
-              <w:br/>
-            </w:r>
-            <w:r>
-              <w:rPr>
-                <w:b w:val="0"/>
-                <w:i w:val="0"/>
-                <w:color w:val="64748B"/>
-                <w:sz w:val="14"/>
-              </w:rPr>
-              <w:t>Avoirs / biens durables</w:t>
-            </w:r>
-          </w:p>
-        </w:tc>
-        <w:tc>
-          <w:tcPr>
-            <w:tcW w:type="dxa" w:w="1531"/>
-          </w:tcPr>
-          <w:p>
-            <w:r>
-              <w:rPr>
-                <w:b/>
-                <w:i w:val="0"/>
-                <w:color w:val="16A34A"/>
-                <w:sz w:val="16"/>
-              </w:rPr>
-              <w:t>—</w:t>
-            </w:r>
-          </w:p>
-        </w:tc>
-        <w:tc>
-          <w:tcPr>
-            <w:tcW w:type="dxa" w:w="1191"/>
-          </w:tcPr>
-          <w:p>
-            <w:r>
-              <w:rPr>
-                <w:b w:val="0"/>
-                <w:i w:val="0"/>
-                <w:color w:val="64748B"/>
-                <w:sz w:val="16"/>
-              </w:rPr>
-              <w:t>GT-CQ</w:t>
-            </w:r>
-          </w:p>
-        </w:tc>
-        <w:tc>
-          <w:tcPr>
-            <w:tcW w:type="dxa" w:w="4706"/>
-          </w:tcPr>
-          <w:p>
-            <w:r>
-              <w:rPr>
-                <w:b w:val="0"/>
-                <w:i w:val="0"/>
-                <w:sz w:val="17"/>
-              </w:rPr>
               <w:t>Prière de vérifier ou confirmer avec l'enquêté et mettre les bonnes valeurs après verification, s'il le faut.</w:t>
-            </w:r>
-          </w:p>
-        </w:tc>
-      </w:tr>
-      <w:tr>
-        <w:tc>
-          <w:tcPr>
-            <w:tcW w:type="dxa" w:w="964"/>
-          </w:tcPr>
-          <w:p>
-            <w:r>
-              <w:rPr>
-                <w:b/>
-                <w:i w:val="0"/>
-                <w:color w:val="EA580C"/>
-                <w:sz w:val="16"/>
-              </w:rPr>
-              <w:t>Moyenne</w:t>
-            </w:r>
-          </w:p>
-        </w:tc>
-        <w:tc>
-          <w:tcPr>
-            <w:tcW w:type="dxa" w:w="1247"/>
-          </w:tcPr>
-          <w:p>
-            <w:r>
-              <w:rPr>
-                <w:b/>
-                <w:i w:val="0"/>
-                <w:sz w:val="16"/>
-              </w:rPr>
-              <w:t>S13</w:t>
-              <w:br/>
-            </w:r>
-            <w:r>
-              <w:rPr>
-                <w:b w:val="0"/>
-                <w:i w:val="0"/>
-                <w:color w:val="64748B"/>
-                <w:sz w:val="14"/>
-              </w:rPr>
-              <w:t>Transferts</w:t>
-            </w:r>
-          </w:p>
-        </w:tc>
-        <w:tc>
-          <w:tcPr>
-            <w:tcW w:type="dxa" w:w="1531"/>
-          </w:tcPr>
-          <w:p>
-            <w:r>
-              <w:rPr>
-                <w:b/>
-                <w:i w:val="0"/>
-                <w:color w:val="16A34A"/>
-                <w:sz w:val="16"/>
-              </w:rPr>
-              <w:t>s00q07a, s00q08, s00q10, s00q13_0, s00q15_0, s00q17_0, s00q23a, s00q23b</w:t>
-            </w:r>
-          </w:p>
-        </w:tc>
-        <w:tc>
-          <w:tcPr>
-            <w:tcW w:type="dxa" w:w="1191"/>
-          </w:tcPr>
-          <w:p>
-            <w:r>
-              <w:rPr>
-                <w:b w:val="0"/>
-                <w:i w:val="0"/>
-                <w:color w:val="64748B"/>
-                <w:sz w:val="16"/>
-              </w:rPr>
-              <w:t>GT-CQ</w:t>
-            </w:r>
-          </w:p>
-        </w:tc>
-        <w:tc>
-          <w:tcPr>
-            <w:tcW w:type="dxa" w:w="4706"/>
-          </w:tcPr>
-          <w:p>
-            <w:r>
-              <w:rPr>
-                <w:b w:val="0"/>
-                <w:i w:val="0"/>
-                <w:sz w:val="17"/>
-              </w:rPr>
-              <w:t>L'enquêteur prière de fournir d'effort pour avoir le niveau d'étude et l'âge de celui qui a envoyé/donné de l'argent dans la section 13a (Transfert reçu).</w:t>
             </w:r>
           </w:p>
         </w:tc>
